--- a/technical_document/docx/06_quality_assurance/DOC-06-QA-02_Security_Hardening_SAST_DAST_and_OWASP_ASVS_Specification.docx
+++ b/technical_document/docx/06_quality_assurance/DOC-06-QA-02_Security_Hardening_SAST_DAST_and_OWASP_ASVS_Specification.docx
@@ -162,7 +162,7 @@
           <w:color w:val="2D3748"/>
           <w:sz w:val="19"/>
         </w:rPr>
-        <w:t>As illustrated in Figure 1 below, Level 2 compliance verifying credential defense, MFA, and brute-force lockout protections.</w:t>
+        <w:t>As illustrated in Figure 1 below, Level 3 compliance verifying credential defense, MFA, and brute-force lockout protections.</w:t>
       </w:r>
     </w:p>
     <w:tbl>
@@ -264,7 +264,7 @@
           <w:color w:val="718096"/>
           <w:sz w:val="16"/>
         </w:rPr>
-        <w:t>Level 2 compliance verifying credential defense, MFA, and brute-force lockout protections.</w:t>
+        <w:t>Level 3 compliance verifying credential defense, MFA, and brute-force lockout protections.</w:t>
       </w:r>
     </w:p>
     <w:p>
@@ -848,7 +848,7 @@
                 <w:color w:val="2D3748"/>
                 <w:sz w:val="17"/>
               </w:rPr>
-              <w:t>OWASP ASVS v4.0.3 Level 2 → BB ICT Security Guidelines V4.0 §5.0</w:t>
+              <w:t>OWASP ASVS v4.0.3 Level 3 → BB ICT Security Guidelines V4.0 §5.0</w:t>
             </w:r>
           </w:p>
         </w:tc>
@@ -1548,6 +1548,58 @@
                 <w:sz w:val="17"/>
               </w:rPr>
               <w:t>Master Approved</w:t>
+            </w:r>
+          </w:p>
+        </w:tc>
+      </w:tr>
+      <w:tr>
+        <w:tc>
+          <w:tcPr>
+            <w:tcW w:type="dxa" w:w="1872"/>
+          </w:tcPr>
+          <w:p>
+            <w:r>
+              <w:t>3.1.0</w:t>
+            </w:r>
+          </w:p>
+        </w:tc>
+        <w:tc>
+          <w:tcPr>
+            <w:tcW w:type="dxa" w:w="1872"/>
+          </w:tcPr>
+          <w:p>
+            <w:r>
+              <w:t>October 2026</w:t>
+            </w:r>
+          </w:p>
+        </w:tc>
+        <w:tc>
+          <w:tcPr>
+            <w:tcW w:type="dxa" w:w="1872"/>
+          </w:tcPr>
+          <w:p>
+            <w:r>
+              <w:t>Independent Forensic Re-audit</w:t>
+            </w:r>
+          </w:p>
+        </w:tc>
+        <w:tc>
+          <w:tcPr>
+            <w:tcW w:type="dxa" w:w="1872"/>
+          </w:tcPr>
+          <w:p>
+            <w:r>
+              <w:t>Factual corrections per audit/docx_forensic_audit_2026-10-08.md</w:t>
+            </w:r>
+          </w:p>
+        </w:tc>
+        <w:tc>
+          <w:tcPr>
+            <w:tcW w:type="dxa" w:w="1872"/>
+          </w:tcPr>
+          <w:p>
+            <w:r>
+              <w:t>Applied</w:t>
             </w:r>
           </w:p>
         </w:tc>
@@ -2833,6 +2885,19 @@
         <w:t>Network zoning, TLS 1.3 encryption, and AES-256 data-at-rest security guarantees.</w:t>
       </w:r>
     </w:p>
+    <w:p>
+      <w:r>
+        <w:rPr>
+          <w:b/>
+        </w:rPr>
+        <w:t>Addendum — v3.1.0 corrections (Independent Forensic Re-audit, 8 October 2026)</w:t>
+      </w:r>
+    </w:p>
+    <w:p>
+      <w:r>
+        <w:t>ASVS level unified to Level 3 corpus-wide (v3.1.0) per the master catalog (regulated financial institutions); the implemented secret-scanning gate is gitleaks (see DEP-07). The Trivy-for-crypto verification-tool mapping and SonarQube/Burp CI-gate positioning are flagged for revision when the target toolchain lands.</w:t>
+      </w:r>
+    </w:p>
     <w:sectPr>
       <w:headerReference w:type="default" r:id="rId9"/>
       <w:footerReference w:type="default" r:id="rId10"/>

--- a/technical_document/docx/06_quality_assurance/DOC-06-QA-02_Security_Hardening_SAST_DAST_and_OWASP_ASVS_Specification.docx
+++ b/technical_document/docx/06_quality_assurance/DOC-06-QA-02_Security_Hardening_SAST_DAST_and_OWASP_ASVS_Specification.docx
@@ -1710,7 +1710,7 @@
           <w:color w:val="1A365D"/>
           <w:sz w:val="24"/>
         </w:rPr>
-        <w:t>1. OWASP ASVS Level 2 Verification Matrix</w:t>
+        <w:t>1. OWASP ASVS Level 3 Verification Matrix</w:t>
       </w:r>
     </w:p>
     <w:tbl>
